--- a/docs/legal/review-2026-06-16/rj-ronald-j-antonelli/word/05-rj-initial-statement-of-work.docx
+++ b/docs/legal/review-2026-06-16/rj-ronald-j-antonelli/word/05-rj-initial-statement-of-work.docx
@@ -18,7 +18,7 @@
     </w:p>
     <w:p>
       <w:r>
-        <w:t>Company: LoLo Care Inc</w:t>
+        <w:t>Company: Lolo Care, Inc.</w:t>
       </w:r>
     </w:p>
     <w:p>
@@ -41,7 +41,7 @@
     </w:p>
     <w:p>
       <w:r>
-        <w:t>RJ will assist LoLo Care Inc with legal, regulatory, corporate, operational, commercial, and strategic tasks assigned by the Board or authorized officers.</w:t>
+        <w:t>RJ will assist Lolo Care, Inc. with legal, regulatory, corporate, operational, commercial, and strategic tasks assigned by the Board or authorized officers.</w:t>
       </w:r>
     </w:p>
     <w:p>
